--- a/ADC_Website_Improvements.docx
+++ b/ADC_Website_Improvements.docx
@@ -556,6 +556,431 @@
         <w:t>Add section to donate used gear</w:t>
       </w:r>
     </w:p>
+    <w:p>
+      <w:r>
+        <w:br w:type="page"/>
+      </w:r>
+    </w:p>
+    <w:p>
+      <w:pPr>
+        <w:pStyle w:val="Title"/>
+        <w:jc w:val="center"/>
+      </w:pPr>
+      <w:r>
+        <w:t>Information Still Required</w:t>
+      </w:r>
+    </w:p>
+    <w:p>
+      <w:pPr>
+        <w:jc w:val="center"/>
+      </w:pPr>
+      <w:r>
+        <w:rPr>
+          <w:color w:val="555555"/>
+          <w:sz w:val="20"/>
+        </w:rPr>
+        <w:t>Last Updated: March 15, 2026</w:t>
+      </w:r>
+    </w:p>
+    <w:p/>
+    <w:p>
+      <w:r>
+        <w:rPr>
+          <w:color w:val="555555"/>
+          <w:sz w:val="20"/>
+        </w:rPr>
+        <w:t>The following information is needed from ADC before the corresponding website sections can be completed. Each item is marked with the recommendation number it corresponds to.</w:t>
+      </w:r>
+    </w:p>
+    <w:p/>
+    <w:p>
+      <w:r>
+        <w:rPr>
+          <w:b/>
+          <w:sz w:val="22"/>
+        </w:rPr>
+        <w:t>Rec #1 — Impact Statistics Block (Homepage)</w:t>
+      </w:r>
+    </w:p>
+    <w:p>
+      <w:pPr>
+        <w:ind w:left="360"/>
+      </w:pPr>
+      <w:r>
+        <w:rPr>
+          <w:sz w:val="20"/>
+        </w:rPr>
+        <w:t>• Total number of youth served since founding in 2014 (all-time)</w:t>
+      </w:r>
+    </w:p>
+    <w:p>
+      <w:pPr>
+        <w:ind w:left="360"/>
+      </w:pPr>
+      <w:r>
+        <w:rPr>
+          <w:sz w:val="20"/>
+        </w:rPr>
+        <w:t>• Current number of active athletes this season</w:t>
+      </w:r>
+    </w:p>
+    <w:p>
+      <w:pPr>
+        <w:ind w:left="360"/>
+      </w:pPr>
+      <w:r>
+        <w:rPr>
+          <w:sz w:val="20"/>
+        </w:rPr>
+        <w:t>• Number of families reached in Curundu</w:t>
+      </w:r>
+    </w:p>
+    <w:p>
+      <w:pPr>
+        <w:ind w:left="360"/>
+      </w:pPr>
+      <w:r>
+        <w:rPr>
+          <w:sz w:val="20"/>
+        </w:rPr>
+        <w:t>• Confirm: years of operation (2014 to present = ~11 years)</w:t>
+      </w:r>
+    </w:p>
+    <w:p/>
+    <w:p>
+      <w:r>
+        <w:rPr>
+          <w:b/>
+          <w:sz w:val="22"/>
+        </w:rPr>
+        <w:t>Rec #2 — Individual Story Profiles (Blog Page)</w:t>
+      </w:r>
+    </w:p>
+    <w:p>
+      <w:pPr>
+        <w:ind w:left="360"/>
+      </w:pPr>
+      <w:r>
+        <w:rPr>
+          <w:sz w:val="20"/>
+        </w:rPr>
+        <w:t>• Real athlete names (2-3 participants)</w:t>
+      </w:r>
+    </w:p>
+    <w:p>
+      <w:pPr>
+        <w:ind w:left="360"/>
+      </w:pPr>
+      <w:r>
+        <w:rPr>
+          <w:sz w:val="20"/>
+        </w:rPr>
+        <w:t>• Age group for each athlete (Sub-8, Sub-10, etc.)</w:t>
+      </w:r>
+    </w:p>
+    <w:p>
+      <w:pPr>
+        <w:ind w:left="360"/>
+      </w:pPr>
+      <w:r>
+        <w:rPr>
+          <w:sz w:val="20"/>
+        </w:rPr>
+        <w:t>• A 2-3 sentence background story for each (where they come from, how ADC changed their life)</w:t>
+      </w:r>
+    </w:p>
+    <w:p>
+      <w:pPr>
+        <w:ind w:left="360"/>
+      </w:pPr>
+      <w:r>
+        <w:rPr>
+          <w:sz w:val="20"/>
+        </w:rPr>
+        <w:t>• A direct quote from the athlete or their parent/guardian</w:t>
+      </w:r>
+    </w:p>
+    <w:p>
+      <w:pPr>
+        <w:ind w:left="360"/>
+      </w:pPr>
+      <w:r>
+        <w:rPr>
+          <w:sz w:val="20"/>
+        </w:rPr>
+        <w:t>• A photo of each athlete (permission required)</w:t>
+      </w:r>
+    </w:p>
+    <w:p/>
+    <w:p>
+      <w:r>
+        <w:rPr>
+          <w:b/>
+          <w:sz w:val="22"/>
+        </w:rPr>
+        <w:t>Rec #6 — Equipment Donation Channel (Participate Page)</w:t>
+      </w:r>
+    </w:p>
+    <w:p>
+      <w:pPr>
+        <w:ind w:left="360"/>
+      </w:pPr>
+      <w:r>
+        <w:rPr>
+          <w:sz w:val="20"/>
+        </w:rPr>
+        <w:t>• Physical address for equipment drop-off</w:t>
+      </w:r>
+    </w:p>
+    <w:p>
+      <w:pPr>
+        <w:ind w:left="360"/>
+      </w:pPr>
+      <w:r>
+        <w:rPr>
+          <w:sz w:val="20"/>
+        </w:rPr>
+        <w:t>• Days and hours when donations are accepted</w:t>
+      </w:r>
+    </w:p>
+    <w:p>
+      <w:pPr>
+        <w:ind w:left="360"/>
+      </w:pPr>
+      <w:r>
+        <w:rPr>
+          <w:sz w:val="20"/>
+        </w:rPr>
+        <w:t>• Contact person name and/or WhatsApp/phone number for coordination</w:t>
+      </w:r>
+    </w:p>
+    <w:p/>
+    <w:p>
+      <w:r>
+        <w:rPr>
+          <w:b/>
+          <w:sz w:val="22"/>
+        </w:rPr>
+        <w:t>Rec #7 — FAQ Page (faq.html)</w:t>
+      </w:r>
+    </w:p>
+    <w:p>
+      <w:pPr>
+        <w:ind w:left="360"/>
+      </w:pPr>
+      <w:r>
+        <w:rPr>
+          <w:sz w:val="20"/>
+        </w:rPr>
+        <w:t>• Specific training days and hours per age category (Sub-8, Sub-10, Sub-12, Sub-14, Sub-16)</w:t>
+      </w:r>
+    </w:p>
+    <w:p>
+      <w:pPr>
+        <w:ind w:left="360"/>
+      </w:pPr>
+      <w:r>
+        <w:rPr>
+          <w:sz w:val="20"/>
+        </w:rPr>
+        <w:t>• Exact training location / field name within Curundu</w:t>
+      </w:r>
+    </w:p>
+    <w:p>
+      <w:pPr>
+        <w:ind w:left="360"/>
+      </w:pPr>
+      <w:r>
+        <w:rPr>
+          <w:sz w:val="20"/>
+        </w:rPr>
+        <w:t>• Confirmation that all programs are free (or any cost details)</w:t>
+      </w:r>
+    </w:p>
+    <w:p>
+      <w:pPr>
+        <w:ind w:left="360"/>
+      </w:pPr>
+      <w:r>
+        <w:rPr>
+          <w:sz w:val="20"/>
+        </w:rPr>
+        <w:t>• Official nonprofit registration number in Panama (if available)</w:t>
+      </w:r>
+    </w:p>
+    <w:p/>
+    <w:p>
+      <w:r>
+        <w:rPr>
+          <w:b/>
+          <w:sz w:val="22"/>
+        </w:rPr>
+        <w:t>Rec #8 — Testimonials / Quotes Section (Homepage)</w:t>
+      </w:r>
+    </w:p>
+    <w:p>
+      <w:pPr>
+        <w:ind w:left="360"/>
+      </w:pPr>
+      <w:r>
+        <w:rPr>
+          <w:sz w:val="20"/>
+        </w:rPr>
+        <w:t>• 2-3 authentic quotes from parents, youth participants, or community leaders</w:t>
+      </w:r>
+    </w:p>
+    <w:p>
+      <w:pPr>
+        <w:ind w:left="360"/>
+      </w:pPr>
+      <w:r>
+        <w:rPr>
+          <w:sz w:val="20"/>
+        </w:rPr>
+        <w:t>• First name and role for each person quoted (e.g., "Maria, madre de atleta Sub-12")</w:t>
+      </w:r>
+    </w:p>
+    <w:p>
+      <w:pPr>
+        <w:ind w:left="360"/>
+      </w:pPr>
+      <w:r>
+        <w:rPr>
+          <w:sz w:val="20"/>
+        </w:rPr>
+        <w:t>• Optional: a photo of the person quoted</w:t>
+      </w:r>
+    </w:p>
+    <w:p/>
+    <w:p>
+      <w:r>
+        <w:rPr>
+          <w:b/>
+          <w:sz w:val="22"/>
+        </w:rPr>
+        <w:t>Rec #10 — Event Countdown (Calendar Page)</w:t>
+      </w:r>
+    </w:p>
+    <w:p>
+      <w:pPr>
+        <w:ind w:left="360"/>
+      </w:pPr>
+      <w:r>
+        <w:rPr>
+          <w:sz w:val="20"/>
+        </w:rPr>
+        <w:t>• Date of the next major match, tournament, or community event</w:t>
+      </w:r>
+    </w:p>
+    <w:p>
+      <w:pPr>
+        <w:ind w:left="360"/>
+      </w:pPr>
+      <w:r>
+        <w:rPr>
+          <w:sz w:val="20"/>
+        </w:rPr>
+        <w:t>• Name/title of the event</w:t>
+      </w:r>
+    </w:p>
+    <w:p>
+      <w:pPr>
+        <w:ind w:left="360"/>
+      </w:pPr>
+      <w:r>
+        <w:rPr>
+          <w:sz w:val="20"/>
+        </w:rPr>
+        <w:t>• Location of the event</w:t>
+      </w:r>
+    </w:p>
+    <w:p/>
+    <w:p>
+      <w:r>
+        <w:rPr>
+          <w:b/>
+          <w:sz w:val="22"/>
+        </w:rPr>
+        <w:t>Rec #11 — Trust Signal (Footer — All Pages)</w:t>
+      </w:r>
+    </w:p>
+    <w:p>
+      <w:pPr>
+        <w:ind w:left="360"/>
+      </w:pPr>
+      <w:r>
+        <w:rPr>
+          <w:sz w:val="20"/>
+        </w:rPr>
+        <w:t>• Official nonprofit registration number in Panama (MIDES, Registro Publico, or other)</w:t>
+      </w:r>
+    </w:p>
+    <w:p>
+      <w:pPr>
+        <w:ind w:left="360"/>
+      </w:pPr>
+      <w:r>
+        <w:rPr>
+          <w:sz w:val="20"/>
+        </w:rPr>
+        <w:t>• Any formal federation affiliations (FEPAFUT, SENACYT, etc.) with registration numbers</w:t>
+      </w:r>
+    </w:p>
+    <w:p/>
+    <w:p>
+      <w:r>
+        <w:rPr>
+          <w:b/>
+          <w:sz w:val="22"/>
+        </w:rPr>
+        <w:t>Rec #9 — Annual Report Page (Future Project)</w:t>
+      </w:r>
+    </w:p>
+    <w:p>
+      <w:pPr>
+        <w:ind w:left="360"/>
+      </w:pPr>
+      <w:r>
+        <w:rPr>
+          <w:sz w:val="20"/>
+        </w:rPr>
+        <w:t>• 2024 key statistics (athletes served, events held, meals provided, training sessions, etc.)</w:t>
+      </w:r>
+    </w:p>
+    <w:p>
+      <w:pPr>
+        <w:ind w:left="360"/>
+      </w:pPr>
+      <w:r>
+        <w:rPr>
+          <w:sz w:val="20"/>
+        </w:rPr>
+        <w:t>• Financial summary for 2024 (donations received, expenses by category)</w:t>
+      </w:r>
+    </w:p>
+    <w:p>
+      <w:pPr>
+        <w:ind w:left="360"/>
+      </w:pPr>
+      <w:r>
+        <w:rPr>
+          <w:sz w:val="20"/>
+        </w:rPr>
+        <w:t>• 3-5 photos from 2024 programs and events</w:t>
+      </w:r>
+    </w:p>
+    <w:p>
+      <w:pPr>
+        <w:ind w:left="360"/>
+      </w:pPr>
+      <w:r>
+        <w:rPr>
+          <w:sz w:val="20"/>
+        </w:rPr>
+        <w:t>• A message from the founding team / president</w:t>
+      </w:r>
+    </w:p>
+    <w:p/>
     <w:sectPr>
       <w:pgSz w:w="12240" w:h="15840"/>
       <w:pgMar w:top="1440" w:right="1800" w:bottom="1440" w:left="1800" w:header="720" w:footer="720" w:gutter="0"/>
